--- a/Enrie_John_Edem_Infrastructure_Systems_Engineer_Resume.docx
+++ b/Enrie_John_Edem_Infrastructure_Systems_Engineer_Resume.docx
@@ -522,7 +522,7 @@
           <w:szCs w:val="18"/>
           <w:lang w:val="en"/>
         </w:rPr>
-        <w:t>Automated encrypted MySQL backups and established verified restore procedures for production databases, replacing a manual and unaudited process.</w:t>
+        <w:t>Automated encrypted MySQL backups and established verified restore procedures for production databases, creating a repeatable, restore-tested recovery workflow.</w:t>
       </w:r>
     </w:p>
     <w:p>
